--- a/courts/second-circuit/new-york/state/court-of-appeals/motion-brief/usage/OUTPUT-motion-brief.docx
+++ b/courts/second-circuit/new-york/state/court-of-appeals/motion-brief/usage/OUTPUT-motion-brief.docx
@@ -2496,6 +2496,7 @@
     <w:unhideWhenUsed/>
     <w:qFormat/>
     <w:pPr>
+      <w:keepLines/>
       <w:spacing w:before="0" w:after="140" w:line="276" w:lineRule="exact"/>
     </w:pPr>
     <w:rPr>

--- a/courts/second-circuit/new-york/state/court-of-appeals/motion-brief/usage/OUTPUT-motion-brief.docx
+++ b/courts/second-circuit/new-york/state/court-of-appeals/motion-brief/usage/OUTPUT-motion-brief.docx
@@ -1442,7 +1442,7 @@
         <w:pStyle w:val="BodyText"/>
       </w:pPr>
       <w:r>
-        <w:t xml:space="preserve">11. The proposed brief satisfies the criteria of this Court’s Rule of Practice 500.23(4) because it “identif[ies] . . . arguments that would otherwise escape the Court’s consideration” and because it “would be of assistance to the Court.” The brief explains why the Criminal Procedure Law precludes courts from deeming a search warrant executed upon the warrant’s issuance, how this Court should define the “execution” a search warrant of a phone already in police custody, and why suppression is warranted when law enforcement fail to execute a search warrant within the CPL’s time limit.</w:t>
+        <w:t xml:space="preserve">11. The proposed brief satisfies the criteria of this Court’s Rule of Practice 500.23(4) because it “identif[ies] ⁠. ⁠. ⁠. arguments that would otherwise escape the Court’s consideration” and because it “would be of assistance to the Court.” The brief explains why the Criminal Procedure Law precludes courts from deeming a search warrant executed upon the warrant’s issuance, how this Court should define the “execution” a search warrant of a phone already in police custody, and why suppression is warranted when law enforcement fail to execute a search warrant within the CPL’s time limit.</w:t>
       </w:r>
     </w:p>
     <w:p>
@@ -2747,6 +2747,33 @@
     <w:pPr>
       <w:spacing w:before="0" w:after="0" w:line="322" w:lineRule="exact"/>
       <w:ind w:left="2160" w:hanging="720"/>
+    </w:pPr>
+  </w:style>
+  <w:style w:type="paragraph" w:customStyle="1" w:styleId="XdQuoteList1">
+    <w:name w:val="Xd Quote List 1"/>
+    <w:basedOn w:val="Normal"/>
+    <w:qFormat/>
+    <w:pPr>
+      <w:spacing w:before="0" w:after="0" w:line="322" w:lineRule="exact"/>
+      <w:ind w:left="1440" w:right="720" w:hanging="720"/>
+    </w:pPr>
+  </w:style>
+  <w:style w:type="paragraph" w:customStyle="1" w:styleId="XdQuoteList2">
+    <w:name w:val="Xd Quote List 2"/>
+    <w:basedOn w:val="Normal"/>
+    <w:qFormat/>
+    <w:pPr>
+      <w:spacing w:before="0" w:after="0" w:line="322" w:lineRule="exact"/>
+      <w:ind w:left="2160" w:right="720" w:hanging="720"/>
+    </w:pPr>
+  </w:style>
+  <w:style w:type="paragraph" w:customStyle="1" w:styleId="XdQuoteList3">
+    <w:name w:val="Xd Quote List 3"/>
+    <w:basedOn w:val="Normal"/>
+    <w:qFormat/>
+    <w:pPr>
+      <w:spacing w:before="0" w:after="0" w:line="322" w:lineRule="exact"/>
+      <w:ind w:left="2880" w:right="720" w:hanging="720"/>
     </w:pPr>
   </w:style>
   <w:style w:type="paragraph" w:customStyle="1" w:styleId="SourceCode">
